--- a/xslope/resources/report_template.docx
+++ b/xslope/resources/report_template.docx
@@ -763,11 +763,11 @@
     <w:rsid w:val="00FC693F"/>
     <w:pPr>
       <w:pBdr>
-        <w:bottom w:val="single" w:sz="8" w:space="4" w:color="4F81BD" w:themeColor="accent1"/>
+        <w:bottom w:val="single" w:sz="8" w:space="6" w:color="1F3B57"/>
       </w:pBdr>
-      <w:spacing w:after="80" w:line="240" w:lineRule="auto" w:before="120"/>
+      <w:spacing w:after="200" w:line="240" w:lineRule="auto" w:before="40"/>
       <w:contextualSpacing/>
-      <w:jc w:val="center"/>
+      <w:jc w:val="left"/>
     </w:pPr>
     <w:rPr>
       <w:rFonts w:asciiTheme="majorHAnsi" w:eastAsiaTheme="majorEastAsia" w:hAnsiTheme="majorHAnsi" w:cstheme="majorBidi" w:ascii="Calibri" w:hAnsi="Calibri"/>
@@ -775,7 +775,7 @@
       <w:color w:val="1F3B57"/>
       <w:spacing w:val="5"/>
       <w:kern w:val="28"/>
-      <w:sz w:val="44"/>
+      <w:sz w:val="48"/>
       <w:szCs w:val="52"/>
     </w:rPr>
   </w:style>
@@ -807,7 +807,7 @@
         <w:ilvl w:val="1"/>
       </w:numPr>
       <w:spacing w:after="480"/>
-      <w:jc w:val="center"/>
+      <w:jc w:val="left"/>
     </w:pPr>
     <w:rPr>
       <w:rFonts w:asciiTheme="majorHAnsi" w:eastAsiaTheme="majorEastAsia" w:hAnsiTheme="majorHAnsi" w:cstheme="majorBidi" w:ascii="Calibri" w:hAnsi="Calibri"/>

--- a/xslope/resources/report_template.docx
+++ b/xslope/resources/report_template.docx
@@ -12119,6 +12119,42 @@
         <w:shd w:val="clear" w:color="auto" w:fill="FBCAA2" w:themeFill="accent6" w:themeFillTint="7F"/>
       </w:tcPr>
     </w:tblStylePr>
+  </w:style>
+  <w:style w:type="paragraph" w:styleId="TOC1">
+    <w:name w:val="toc 1"/>
+    <w:pPr>
+      <w:spacing w:after="40"/>
+      <w:ind w:left="0"/>
+    </w:pPr>
+    <w:rPr>
+      <w:rFonts w:ascii="Calibri" w:hAnsi="Calibri"/>
+      <w:b/>
+      <w:sz w:val="21"/>
+    </w:rPr>
+  </w:style>
+  <w:style w:type="paragraph" w:styleId="TOC2">
+    <w:name w:val="toc 2"/>
+    <w:pPr>
+      <w:spacing w:after="40"/>
+      <w:ind w:left="220"/>
+    </w:pPr>
+    <w:rPr>
+      <w:rFonts w:ascii="Calibri" w:hAnsi="Calibri"/>
+      <w:b w:val="0"/>
+      <w:sz w:val="21"/>
+    </w:rPr>
+  </w:style>
+  <w:style w:type="paragraph" w:styleId="TOC3">
+    <w:name w:val="toc 3"/>
+    <w:pPr>
+      <w:spacing w:after="40"/>
+      <w:ind w:left="440"/>
+    </w:pPr>
+    <w:rPr>
+      <w:rFonts w:ascii="Calibri" w:hAnsi="Calibri"/>
+      <w:b w:val="0"/>
+      <w:sz w:val="21"/>
+    </w:rPr>
   </w:style>
 </w:styles>
 </file>
